--- a/internal_doc/03.开发设计/Catalog/Story_Catalog数组日志改进.docx
+++ b/internal_doc/03.开发设计/Catalog/Story_Catalog数组日志改进.docx
@@ -1325,11 +1325,6 @@
       </w:r>
     </w:p>
     <w:p>
-      <w:pPr>
-        <w:rPr>
-          <w:rFonts w:hint="eastAsia"/>
-        </w:rPr>
-      </w:pPr>
       <w:r>
         <w:rPr>
           <w:rFonts w:hint="eastAsia"/>
@@ -1424,6 +1419,12 @@
         <w:rPr>
           <w:rFonts w:hint="eastAsia"/>
         </w:rPr>
+        <w:t>, ...</w:t>
+      </w:r>
+      <w:r>
+        <w:rPr>
+          <w:rFonts w:hint="eastAsia"/>
+        </w:rPr>
         <w:t xml:space="preserve"> }</w:t>
       </w:r>
     </w:p>
@@ -1432,7 +1433,19 @@
         <w:rPr>
           <w:rFonts w:hint="eastAsia"/>
         </w:rPr>
-        <w:t>$setarray: { field.path: { "pos": [beginPos, endPos], "objs": [ ... ] } }</w:t>
+        <w:t>$setarray: { field.path: { "pos": [beginPos, endPos], "objs": [ ... ] }</w:t>
+      </w:r>
+      <w:r>
+        <w:rPr>
+          <w:rFonts w:hint="eastAsia"/>
+        </w:rPr>
+        <w:t>, ...</w:t>
+      </w:r>
+      <w:r>
+        <w:rPr>
+          <w:rFonts w:hint="eastAsia"/>
+        </w:rPr>
+        <w:t xml:space="preserve"> }</w:t>
       </w:r>
     </w:p>
     <w:p/>
@@ -1694,12 +1707,45 @@
           <w:numId w:val="14"/>
         </w:numPr>
         <w:ind w:firstLineChars="0"/>
-      </w:pPr>
-      <w:r>
-        <w:rPr>
-          <w:rFonts w:hint="eastAsia"/>
-        </w:rPr>
-        <w:t>如果</w:t>
+        <w:rPr>
+          <w:rFonts w:hint="eastAsia"/>
+        </w:rPr>
+      </w:pPr>
+      <w:r>
+        <w:rPr>
+          <w:rFonts w:hint="eastAsia"/>
+        </w:rPr>
+        <w:t>BSON</w:t>
+      </w:r>
+      <w:r>
+        <w:rPr>
+          <w:rFonts w:hint="eastAsia"/>
+        </w:rPr>
+        <w:t>本身有</w:t>
+      </w:r>
+      <w:r>
+        <w:rPr>
+          <w:rFonts w:hint="eastAsia"/>
+        </w:rPr>
+        <w:t>64MB</w:t>
+      </w:r>
+      <w:r>
+        <w:rPr>
+          <w:rFonts w:hint="eastAsia"/>
+        </w:rPr>
+        <w:t>限制，记录本身也有</w:t>
+      </w:r>
+      <w:r>
+        <w:rPr>
+          <w:rFonts w:hint="eastAsia"/>
+        </w:rPr>
+        <w:t>16MB</w:t>
+      </w:r>
+      <w:r>
+        <w:rPr>
+          <w:rFonts w:hint="eastAsia"/>
+        </w:rPr>
+        <w:t>限制，</w:t>
       </w:r>
       <w:r>
         <w:rPr>
@@ -1711,49 +1757,20 @@
         <w:rPr>
           <w:rFonts w:hint="eastAsia"/>
         </w:rPr>
-        <w:t>比数组的长度</w:t>
-      </w:r>
-      <w:r>
-        <w:rPr>
-          <w:rFonts w:hint="eastAsia"/>
-        </w:rPr>
-        <w:t>len</w:t>
-      </w:r>
-      <w:r>
-        <w:rPr>
-          <w:rFonts w:hint="eastAsia"/>
-        </w:rPr>
-        <w:t>大，从</w:t>
-      </w:r>
-      <w:r>
-        <w:rPr>
-          <w:rFonts w:hint="eastAsia"/>
-        </w:rPr>
-        <w:t>len</w:t>
-      </w:r>
-      <w:r>
-        <w:rPr>
-          <w:rFonts w:hint="eastAsia"/>
-        </w:rPr>
-        <w:t>到</w:t>
-      </w:r>
-      <w:r>
-        <w:rPr>
-          <w:rFonts w:hint="eastAsia"/>
-        </w:rPr>
-        <w:t>pos</w:t>
-      </w:r>
-      <w:r>
-        <w:rPr>
-          <w:rFonts w:hint="eastAsia"/>
-        </w:rPr>
-        <w:t>之间的元素被设置成</w:t>
-      </w:r>
-      <w:r>
-        <w:rPr>
-          <w:rFonts w:hint="eastAsia"/>
-        </w:rPr>
-        <w:t>null</w:t>
+        <w:t>太大会导致超过记录或者</w:t>
+      </w:r>
+      <w:r>
+        <w:rPr>
+          <w:rFonts w:hint="eastAsia"/>
+        </w:rPr>
+        <w:lastRenderedPageBreak/>
+        <w:t>BSON</w:t>
+      </w:r>
+      <w:r>
+        <w:rPr>
+          <w:rFonts w:hint="eastAsia"/>
+        </w:rPr>
+        <w:t>大小限制</w:t>
       </w:r>
     </w:p>
     <w:p>
@@ -1769,44 +1786,61 @@
         <w:rPr>
           <w:rFonts w:hint="eastAsia"/>
         </w:rPr>
-        <w:lastRenderedPageBreak/>
         <w:t>如果</w:t>
       </w:r>
       <w:r>
         <w:rPr>
           <w:rFonts w:hint="eastAsia"/>
         </w:rPr>
-        <w:t>objs</w:t>
-      </w:r>
-      <w:r>
-        <w:rPr>
-          <w:rFonts w:hint="eastAsia"/>
-        </w:rPr>
-        <w:t>是空数组，数组从</w:t>
-      </w:r>
-      <w:r>
-        <w:rPr>
-          <w:rFonts w:hint="eastAsia"/>
-        </w:rPr>
         <w:t>pos</w:t>
       </w:r>
       <w:r>
         <w:rPr>
           <w:rFonts w:hint="eastAsia"/>
         </w:rPr>
-        <w:t>截断</w:t>
-      </w:r>
-      <w:r>
-        <w:rPr>
-          <w:rFonts w:hint="eastAsia"/>
-        </w:rPr>
-        <w:t>，数组长度变成</w:t>
+        <w:t>比数组的长度</w:t>
+      </w:r>
+      <w:r>
+        <w:rPr>
+          <w:rFonts w:hint="eastAsia"/>
+        </w:rPr>
+        <w:t>len</w:t>
+      </w:r>
+      <w:r>
+        <w:rPr>
+          <w:rFonts w:hint="eastAsia"/>
+        </w:rPr>
+        <w:t>大，从</w:t>
+      </w:r>
+      <w:r>
+        <w:rPr>
+          <w:rFonts w:hint="eastAsia"/>
+        </w:rPr>
+        <w:t>len</w:t>
+      </w:r>
+      <w:r>
+        <w:rPr>
+          <w:rFonts w:hint="eastAsia"/>
+        </w:rPr>
+        <w:t>到</w:t>
       </w:r>
       <w:r>
         <w:rPr>
           <w:rFonts w:hint="eastAsia"/>
         </w:rPr>
         <w:t>pos</w:t>
+      </w:r>
+      <w:r>
+        <w:rPr>
+          <w:rFonts w:hint="eastAsia"/>
+        </w:rPr>
+        <w:t>之间的元素被设置成</w:t>
+      </w:r>
+      <w:r>
+        <w:rPr>
+          <w:rFonts w:hint="eastAsia"/>
+        </w:rPr>
+        <w:t>null</w:t>
       </w:r>
     </w:p>
     <w:p>
@@ -1828,19 +1862,37 @@
         <w:rPr>
           <w:rFonts w:hint="eastAsia"/>
         </w:rPr>
-        <w:t>field.path</w:t>
-      </w:r>
-      <w:r>
-        <w:rPr>
-          <w:rFonts w:hint="eastAsia"/>
-        </w:rPr>
-        <w:t>所指示的对象不存在，在所在位置插入空数组后，再执行</w:t>
-      </w:r>
-      <w:r>
-        <w:rPr>
-          <w:rFonts w:hint="eastAsia"/>
-        </w:rPr>
-        <w:t>$setarray</w:t>
+        <w:t>objs</w:t>
+      </w:r>
+      <w:r>
+        <w:rPr>
+          <w:rFonts w:hint="eastAsia"/>
+        </w:rPr>
+        <w:t>是空数组，数组从</w:t>
+      </w:r>
+      <w:r>
+        <w:rPr>
+          <w:rFonts w:hint="eastAsia"/>
+        </w:rPr>
+        <w:t>pos</w:t>
+      </w:r>
+      <w:r>
+        <w:rPr>
+          <w:rFonts w:hint="eastAsia"/>
+        </w:rPr>
+        <w:t>截断</w:t>
+      </w:r>
+      <w:r>
+        <w:rPr>
+          <w:rFonts w:hint="eastAsia"/>
+        </w:rPr>
+        <w:t>，数组长度变成</w:t>
+      </w:r>
+      <w:r>
+        <w:rPr>
+          <w:rFonts w:hint="eastAsia"/>
+        </w:rPr>
+        <w:t>pos</w:t>
       </w:r>
     </w:p>
     <w:p>
@@ -1868,6 +1920,40 @@
         <w:rPr>
           <w:rFonts w:hint="eastAsia"/>
         </w:rPr>
+        <w:t>所指示的对象不存在，在所在位置插入空数组后，再执行</w:t>
+      </w:r>
+      <w:r>
+        <w:rPr>
+          <w:rFonts w:hint="eastAsia"/>
+        </w:rPr>
+        <w:t>$setarray</w:t>
+      </w:r>
+    </w:p>
+    <w:p>
+      <w:pPr>
+        <w:pStyle w:val="ListParagraph"/>
+        <w:numPr>
+          <w:ilvl w:val="0"/>
+          <w:numId w:val="14"/>
+        </w:numPr>
+        <w:ind w:firstLineChars="0"/>
+      </w:pPr>
+      <w:r>
+        <w:rPr>
+          <w:rFonts w:hint="eastAsia"/>
+        </w:rPr>
+        <w:t>如果</w:t>
+      </w:r>
+      <w:r>
+        <w:rPr>
+          <w:rFonts w:hint="eastAsia"/>
+        </w:rPr>
+        <w:t>field.path</w:t>
+      </w:r>
+      <w:r>
+        <w:rPr>
+          <w:rFonts w:hint="eastAsia"/>
+        </w:rPr>
         <w:t>所指示的对象</w:t>
       </w:r>
       <w:r>
@@ -2336,7 +2422,80 @@
           <w:numId w:val="16"/>
         </w:numPr>
         <w:ind w:firstLineChars="0"/>
-      </w:pPr>
+        <w:rPr>
+          <w:rFonts w:hint="eastAsia"/>
+        </w:rPr>
+      </w:pPr>
+      <w:r>
+        <w:rPr>
+          <w:rFonts w:hint="eastAsia"/>
+        </w:rPr>
+        <w:t>beginP</w:t>
+      </w:r>
+      <w:r>
+        <w:rPr>
+          <w:rFonts w:hint="eastAsia"/>
+        </w:rPr>
+        <w:t>os</w:t>
+      </w:r>
+      <w:r>
+        <w:rPr>
+          <w:rFonts w:hint="eastAsia"/>
+        </w:rPr>
+        <w:t>&lt;=1</w:t>
+      </w:r>
+      <w:r>
+        <w:rPr>
+          <w:rFonts w:hint="eastAsia"/>
+        </w:rPr>
+        <w:t>0</w:t>
+      </w:r>
+      <w:r>
+        <w:rPr>
+          <w:rFonts w:hint="eastAsia"/>
+        </w:rPr>
+        <w:t>并且更改到数组结尾时，</w:t>
+      </w:r>
+      <w:r>
+        <w:rPr>
+          <w:rFonts w:hint="eastAsia"/>
+        </w:rPr>
+        <w:t>改成</w:t>
+      </w:r>
+      <w:r>
+        <w:rPr>
+          <w:rFonts w:hint="eastAsia"/>
+        </w:rPr>
+        <w:t>$set</w:t>
+      </w:r>
+    </w:p>
+    <w:p>
+      <w:pPr>
+        <w:pStyle w:val="ListParagraph"/>
+        <w:numPr>
+          <w:ilvl w:val="1"/>
+          <w:numId w:val="16"/>
+        </w:numPr>
+        <w:ind w:firstLineChars="0"/>
+      </w:pPr>
+      <w:r>
+        <w:rPr>
+          <w:rFonts w:hint="eastAsia"/>
+        </w:rPr>
+        <w:t>因为</w:t>
+      </w:r>
+      <w:r>
+        <w:rPr>
+          <w:rFonts w:hint="eastAsia"/>
+        </w:rPr>
+        <w:t>$setarray</w:t>
+      </w:r>
+      <w:r>
+        <w:rPr>
+          <w:rFonts w:hint="eastAsia"/>
+        </w:rPr>
+        <w:t>中</w:t>
+      </w:r>
       <w:r>
         <w:rPr>
           <w:rFonts w:hint="eastAsia"/>
@@ -2347,25 +2506,31 @@
         <w:rPr>
           <w:rFonts w:hint="eastAsia"/>
         </w:rPr>
-        <w:t>是</w:t>
-      </w:r>
-      <w:r>
-        <w:rPr>
-          <w:rFonts w:hint="eastAsia"/>
-        </w:rPr>
-        <w:t>0</w:t>
-      </w:r>
-      <w:r>
-        <w:rPr>
-          <w:rFonts w:hint="eastAsia"/>
-        </w:rPr>
-        <w:t>改成</w:t>
+        <w:t>会占据一定空间，当</w:t>
+      </w:r>
+      <w:r>
+        <w:rPr>
+          <w:rFonts w:hint="eastAsia"/>
+        </w:rPr>
+        <w:t>pos</w:t>
+      </w:r>
+      <w:r>
+        <w:rPr>
+          <w:rFonts w:hint="eastAsia"/>
+        </w:rPr>
+        <w:t>较小时，即数组没有更改的部分较少时改成</w:t>
       </w:r>
       <w:r>
         <w:rPr>
           <w:rFonts w:hint="eastAsia"/>
         </w:rPr>
         <w:t>$set</w:t>
+      </w:r>
+      <w:r>
+        <w:rPr>
+          <w:rFonts w:hint="eastAsia"/>
+        </w:rPr>
+        <w:t>会比较节省日志空间</w:t>
       </w:r>
     </w:p>
     <w:p/>
@@ -2962,11 +3127,6 @@
       </w:r>
     </w:p>
     <w:p>
-      <w:pPr>
-        <w:rPr>
-          <w:rFonts w:hint="eastAsia"/>
-        </w:rPr>
-      </w:pPr>
       <w:r>
         <w:rPr>
           <w:rFonts w:hint="eastAsia"/>
@@ -3009,11 +3169,6 @@
       </w:r>
     </w:p>
     <w:p>
-      <w:pPr>
-        <w:rPr>
-          <w:rFonts w:hint="eastAsia"/>
-        </w:rPr>
-      </w:pPr>
       <w:r>
         <w:rPr>
           <w:rFonts w:hint="eastAsia"/>
@@ -3988,11 +4143,6 @@
       </w:r>
     </w:p>
     <w:p>
-      <w:pPr>
-        <w:rPr>
-          <w:rFonts w:hint="eastAsia"/>
-        </w:rPr>
-      </w:pPr>
       <w:r>
         <w:rPr>
           <w:rFonts w:hint="eastAsia"/>
@@ -4001,11 +4151,6 @@
       </w:r>
     </w:p>
     <w:p>
-      <w:pPr>
-        <w:rPr>
-          <w:rFonts w:hint="eastAsia"/>
-        </w:rPr>
-      </w:pPr>
       <w:r>
         <w:rPr>
           <w:rFonts w:hint="eastAsia"/>

--- a/internal_doc/03.开发设计/Catalog/Story_Catalog数组日志改进.docx
+++ b/internal_doc/03.开发设计/Catalog/Story_Catalog数组日志改进.docx
@@ -1707,9 +1707,6 @@
           <w:numId w:val="14"/>
         </w:numPr>
         <w:ind w:firstLineChars="0"/>
-        <w:rPr>
-          <w:rFonts w:hint="eastAsia"/>
-        </w:rPr>
       </w:pPr>
       <w:r>
         <w:rPr>
@@ -2422,9 +2419,6 @@
           <w:numId w:val="16"/>
         </w:numPr>
         <w:ind w:firstLineChars="0"/>
-        <w:rPr>
-          <w:rFonts w:hint="eastAsia"/>
-        </w:rPr>
       </w:pPr>
       <w:r>
         <w:rPr>
@@ -7074,6 +7068,12 @@
               <w:ind w:left="0"/>
               <w:jc w:val="left"/>
             </w:pPr>
+            <w:r>
+              <w:rPr>
+                <w:rFonts w:hint="eastAsia"/>
+              </w:rPr>
+              <w:t>001</w:t>
+            </w:r>
           </w:p>
         </w:tc>
         <w:tc>
@@ -7084,7 +7084,28 @@
             <w:pPr>
               <w:ind w:left="0"/>
               <w:jc w:val="left"/>
+              <w:rPr>
+                <w:rFonts w:hint="eastAsia"/>
+              </w:rPr>
             </w:pPr>
+            <w:r>
+              <w:rPr>
+                <w:rFonts w:hint="eastAsia"/>
+              </w:rPr>
+              <w:t>多次解释</w:t>
+            </w:r>
+            <w:r>
+              <w:rPr>
+                <w:rFonts w:hint="eastAsia"/>
+              </w:rPr>
+              <w:t>$setarray</w:t>
+            </w:r>
+            <w:r>
+              <w:rPr>
+                <w:rFonts w:hint="eastAsia"/>
+              </w:rPr>
+              <w:t>参数</w:t>
+            </w:r>
           </w:p>
         </w:tc>
         <w:tc>
@@ -7096,6 +7117,24 @@
               <w:ind w:left="0"/>
               <w:jc w:val="left"/>
             </w:pPr>
+            <w:r>
+              <w:rPr>
+                <w:rFonts w:hint="eastAsia"/>
+              </w:rPr>
+              <w:t>目前</w:t>
+            </w:r>
+            <w:r>
+              <w:rPr>
+                <w:rFonts w:hint="eastAsia"/>
+              </w:rPr>
+              <w:t>mthModifier</w:t>
+            </w:r>
+            <w:r>
+              <w:rPr>
+                <w:rFonts w:hint="eastAsia"/>
+              </w:rPr>
+              <w:t>中对于所有操作符使用统一的接口，因此如果某个操作符有自己的参数，需要在执行操作时，每次都进行解释，后续将对这部分进行重构，让每个操作符有自己的接口可以存放解释后的参数</w:t>
+            </w:r>
           </w:p>
         </w:tc>
       </w:tr>
@@ -8124,6 +8163,7 @@
               <w:rPr>
                 <w:rFonts w:hint="eastAsia"/>
               </w:rPr>
+              <w:lastRenderedPageBreak/>
               <w:t>sdb shell</w:t>
             </w:r>
             <w:r>
